--- a/lessons/1-1-group1/homework.docx
+++ b/lessons/1-1-group1/homework.docx
@@ -115,7 +115,7 @@
           <wp:inline distT="0" distB="0" distL="0" distR="0">
             <wp:extent cx="1047750" cy="790575"/>
             <wp:effectExtent t="0" r="0" b="0" l="0"/>
-            <wp:docPr id="1" name="" descr="" title=""/>
+            <wp:docPr id="1" name="doer of math" descr="Picture illustrating the vocabulary word &quot;doer of math&quot;" title="doer of math"/>
             <wp:cNvGraphicFramePr>
               <a:graphicFrameLocks xmlns:a="http://schemas.openxmlformats.org/drawingml/2006/main" noChangeAspect="1"/>
             </wp:cNvGraphicFramePr>
@@ -178,7 +178,7 @@
           <wp:inline distT="0" distB="0" distL="0" distR="0">
             <wp:extent cx="1047750" cy="790575"/>
             <wp:effectExtent t="0" r="0" b="0" l="0"/>
-            <wp:docPr id="1" name="" descr="" title=""/>
+            <wp:docPr id="1" name="math story" descr="Picture illustrating the vocabulary word &quot;math story&quot;" title="math story"/>
             <wp:cNvGraphicFramePr>
               <a:graphicFrameLocks xmlns:a="http://schemas.openxmlformats.org/drawingml/2006/main" noChangeAspect="1"/>
             </wp:cNvGraphicFramePr>
@@ -241,7 +241,7 @@
           <wp:inline distT="0" distB="0" distL="0" distR="0">
             <wp:extent cx="1047750" cy="790575"/>
             <wp:effectExtent t="0" r="0" b="0" l="0"/>
-            <wp:docPr id="1" name="" descr="" title=""/>
+            <wp:docPr id="1" name="strength" descr="Picture illustrating the vocabulary word &quot;strength&quot;" title="strength"/>
             <wp:cNvGraphicFramePr>
               <a:graphicFrameLocks xmlns:a="http://schemas.openxmlformats.org/drawingml/2006/main" noChangeAspect="1"/>
             </wp:cNvGraphicFramePr>
@@ -304,7 +304,7 @@
           <wp:inline distT="0" distB="0" distL="0" distR="0">
             <wp:extent cx="1047750" cy="790575"/>
             <wp:effectExtent t="0" r="0" b="0" l="0"/>
-            <wp:docPr id="1" name="" descr="" title=""/>
+            <wp:docPr id="1" name="decompose" descr="Picture illustrating the vocabulary word &quot;decompose&quot;" title="decompose"/>
             <wp:cNvGraphicFramePr>
               <a:graphicFrameLocks xmlns:a="http://schemas.openxmlformats.org/drawingml/2006/main" noChangeAspect="1"/>
             </wp:cNvGraphicFramePr>
@@ -367,7 +367,7 @@
           <wp:inline distT="0" distB="0" distL="0" distR="0">
             <wp:extent cx="1047750" cy="790575"/>
             <wp:effectExtent t="0" r="0" b="0" l="0"/>
-            <wp:docPr id="1" name="" descr="" title=""/>
+            <wp:docPr id="1" name="estimate" descr="Picture illustrating the vocabulary word &quot;estimate&quot;" title="estimate"/>
             <wp:cNvGraphicFramePr>
               <a:graphicFrameLocks xmlns:a="http://schemas.openxmlformats.org/drawingml/2006/main" noChangeAspect="1"/>
             </wp:cNvGraphicFramePr>
@@ -461,7 +461,7 @@
         <w:spacing w:after="40" w:before="0"/>
       </w:pPr>
       <w:r>
-        <w:t xml:space="preserve">     A. About 80</w:t>
+        <w:t xml:space="preserve">     A. About 5</w:t>
       </w:r>
     </w:p>
     <w:p>
@@ -477,7 +477,7 @@
         <w:spacing w:after="40" w:before="0"/>
       </w:pPr>
       <w:r>
-        <w:t xml:space="preserve">     C. About 5</w:t>
+        <w:t xml:space="preserve">     C. About 80</w:t>
       </w:r>
     </w:p>
     <w:p>
@@ -516,31 +516,31 @@
         <w:spacing w:after="40" w:before="0"/>
       </w:pPr>
       <w:r>
-        <w:t xml:space="preserve">     A. 70 + 8.5</w:t>
-      </w:r>
-    </w:p>
-    <w:p>
-      <w:pPr>
-        <w:spacing w:after="40" w:before="0"/>
-      </w:pPr>
-      <w:r>
-        <w:t xml:space="preserve">     B. 70 + 8.05</w:t>
-      </w:r>
-    </w:p>
-    <w:p>
-      <w:pPr>
-        <w:spacing w:after="40" w:before="0"/>
-      </w:pPr>
-      <w:r>
-        <w:t xml:space="preserve">     C. 78 + 5</w:t>
-      </w:r>
-    </w:p>
-    <w:p>
-      <w:pPr>
-        <w:spacing w:after="40" w:before="0"/>
-      </w:pPr>
-      <w:r>
-        <w:t xml:space="preserve">     D. 7 + 8.5</w:t>
+        <w:t xml:space="preserve">     A. 7 + 8.5</w:t>
+      </w:r>
+    </w:p>
+    <w:p>
+      <w:pPr>
+        <w:spacing w:after="40" w:before="0"/>
+      </w:pPr>
+      <w:r>
+        <w:t xml:space="preserve">     B. 70 + 8.5</w:t>
+      </w:r>
+    </w:p>
+    <w:p>
+      <w:pPr>
+        <w:spacing w:after="40" w:before="0"/>
+      </w:pPr>
+      <w:r>
+        <w:t xml:space="preserve">     C. 70 + 8.05</w:t>
+      </w:r>
+    </w:p>
+    <w:p>
+      <w:pPr>
+        <w:spacing w:after="40" w:before="0"/>
+      </w:pPr>
+      <w:r>
+        <w:t xml:space="preserve">     D. 78 + 5</w:t>
       </w:r>
     </w:p>
     <w:p>
@@ -571,23 +571,23 @@
         <w:spacing w:after="40" w:before="0"/>
       </w:pPr>
       <w:r>
-        <w:t xml:space="preserve">     A. Yes — 20 is close to 19, and 20 × 4 = 80 is close to the exact 76</w:t>
-      </w:r>
-    </w:p>
-    <w:p>
-      <w:pPr>
-        <w:spacing w:after="40" w:before="0"/>
-      </w:pPr>
-      <w:r>
-        <w:t xml:space="preserve">     B. No — she has to use 19, so 76 is the only answer allowed</w:t>
-      </w:r>
-    </w:p>
-    <w:p>
-      <w:pPr>
-        <w:spacing w:after="40" w:before="0"/>
-      </w:pPr>
-      <w:r>
-        <w:t xml:space="preserve">     C. No — rounding up always makes an estimate too big to be useful</w:t>
+        <w:t xml:space="preserve">     A. No — she has to use 19, so 76 is the only answer allowed</w:t>
+      </w:r>
+    </w:p>
+    <w:p>
+      <w:pPr>
+        <w:spacing w:after="40" w:before="0"/>
+      </w:pPr>
+      <w:r>
+        <w:t xml:space="preserve">     B. No — rounding up always makes an estimate too big to be useful</w:t>
+      </w:r>
+    </w:p>
+    <w:p>
+      <w:pPr>
+        <w:spacing w:after="40" w:before="0"/>
+      </w:pPr>
+      <w:r>
+        <w:t xml:space="preserve">     C. Yes — 20 is close to 19, and 20 × 4 = 80 is close to the exact 76</w:t>
       </w:r>
     </w:p>
     <w:p>
@@ -626,15 +626,15 @@
         <w:spacing w:after="40" w:before="0"/>
       </w:pPr>
       <w:r>
-        <w:t xml:space="preserve">     A. Round 19 to 20 — then 20 × 4 is a double of a double</w:t>
-      </w:r>
-    </w:p>
-    <w:p>
-      <w:pPr>
-        <w:spacing w:after="40" w:before="0"/>
-      </w:pPr>
-      <w:r>
-        <w:t xml:space="preserve">     B. Round 4 up to 10, because tens are the easiest to multiply</w:t>
+        <w:t xml:space="preserve">     A. Round 4 up to 10, because tens are the easiest to multiply</w:t>
+      </w:r>
+    </w:p>
+    <w:p>
+      <w:pPr>
+        <w:spacing w:after="40" w:before="0"/>
+      </w:pPr>
+      <w:r>
+        <w:t xml:space="preserve">     B. Round 19 to 20 — then 20 × 4 is a double of a double</w:t>
       </w:r>
     </w:p>
     <w:p>
@@ -673,7 +673,7 @@
           <w:b/>
           <w:bCs/>
         </w:rPr>
-        <w:t xml:space="preserve">5. </w:t>
+        <w:t xml:space="preserve">5. Mia rounded 19 cars up to 20 before multiplying. Explain why that made the math easier — and say what she gave up by rounding.</w:t>
       </w:r>
     </w:p>
     <w:p>
@@ -737,31 +737,31 @@
         <w:spacing w:after="40" w:before="0"/>
       </w:pPr>
       <w:r>
-        <w:t xml:space="preserve">     A. Ana's is fast for a quick head count; Ben's is what the operator needs to sell tickets</w:t>
-      </w:r>
-    </w:p>
-    <w:p>
-      <w:pPr>
-        <w:spacing w:after="40" w:before="0"/>
-      </w:pPr>
-      <w:r>
-        <w:t xml:space="preserve">     B. Ana is wrong, because she changed a number that was given</w:t>
-      </w:r>
-    </w:p>
-    <w:p>
-      <w:pPr>
-        <w:spacing w:after="40" w:before="0"/>
-      </w:pPr>
-      <w:r>
-        <w:t xml:space="preserve">     C. Ben is wrong, because an estimate has to be a round number</w:t>
-      </w:r>
-    </w:p>
-    <w:p>
-      <w:pPr>
-        <w:spacing w:after="40" w:before="0"/>
-      </w:pPr>
-      <w:r>
-        <w:t xml:space="preserve">     D. Only one of them can be doing real math</w:t>
+        <w:t xml:space="preserve">     A. Ana is wrong, because she changed a number that was given</w:t>
+      </w:r>
+    </w:p>
+    <w:p>
+      <w:pPr>
+        <w:spacing w:after="40" w:before="0"/>
+      </w:pPr>
+      <w:r>
+        <w:t xml:space="preserve">     B. Ben is wrong, because an estimate has to be a round number</w:t>
+      </w:r>
+    </w:p>
+    <w:p>
+      <w:pPr>
+        <w:spacing w:after="40" w:before="0"/>
+      </w:pPr>
+      <w:r>
+        <w:t xml:space="preserve">     C. Only one of them can be doing real math</w:t>
+      </w:r>
+    </w:p>
+    <w:p>
+      <w:pPr>
+        <w:spacing w:after="40" w:before="0"/>
+      </w:pPr>
+      <w:r>
+        <w:t xml:space="preserve">     D. Ana's is fast for a quick head count; Ben's is what the operator needs to sell tickets</w:t>
       </w:r>
     </w:p>
     <w:p>
@@ -792,15 +792,15 @@
         <w:spacing w:after="40" w:before="0"/>
       </w:pPr>
       <w:r>
-        <w:t xml:space="preserve">     A. It would mean about 9 people squeezed into every car, not about 4</w:t>
-      </w:r>
-    </w:p>
-    <w:p>
-      <w:pPr>
-        <w:spacing w:after="40" w:before="0"/>
-      </w:pPr>
-      <w:r>
-        <w:t xml:space="preserve">     B. It is wrong only because 200 is not a multiple of 4</w:t>
+        <w:t xml:space="preserve">     A. It is wrong only because 200 is not a multiple of 4</w:t>
+      </w:r>
+    </w:p>
+    <w:p>
+      <w:pPr>
+        <w:spacing w:after="40" w:before="0"/>
+      </w:pPr>
+      <w:r>
+        <w:t xml:space="preserve">     B. It would mean about 9 people squeezed into every car, not about 4</w:t>
       </w:r>
     </w:p>
     <w:p>
@@ -839,7 +839,7 @@
           <w:b/>
           <w:bCs/>
         </w:rPr>
-        <w:t xml:space="preserve">8. </w:t>
+        <w:t xml:space="preserve">8. The same fair has a carousel with 31 horses. About 1 rider fits on each horse, and it runs 3 times an hour. Estimate about how many people ride the carousel in one hour. Use any strategy you like — then name the strategy you used.</w:t>
       </w:r>
     </w:p>
     <w:p>
@@ -851,6 +851,79 @@
           <w:color w:val="BBBBBB"/>
         </w:rPr>
         <w:t xml:space="preserve">______________________________________________________________________</w:t>
+      </w:r>
+    </w:p>
+    <w:p>
+      <w:pPr>
+        <w:spacing w:after="60" w:before="120"/>
+      </w:pPr>
+      <w:r>
+        <w:rPr>
+          <w:color w:val="BBBBBB"/>
+        </w:rPr>
+        <w:t xml:space="preserve">______________________________________________________________________</w:t>
+      </w:r>
+    </w:p>
+    <w:p>
+      <w:pPr>
+        <w:spacing w:after="60" w:before="120"/>
+      </w:pPr>
+      <w:r>
+        <w:rPr>
+          <w:color w:val="BBBBBB"/>
+        </w:rPr>
+        <w:t xml:space="preserve">______________________________________________________________________</w:t>
+      </w:r>
+    </w:p>
+    <w:p>
+      <w:pPr>
+        <w:spacing w:after="60" w:before="120"/>
+      </w:pPr>
+      <w:r>
+        <w:rPr>
+          <w:color w:val="BBBBBB"/>
+        </w:rPr>
+        <w:t xml:space="preserve">______________________________________________________________________</w:t>
+      </w:r>
+    </w:p>
+    <w:p>
+      <w:pPr>
+        <w:spacing w:after="80" w:before="0"/>
+      </w:pPr>
+      <w:r>
+        <w:rPr>
+          <w:b/>
+          <w:bCs/>
+        </w:rPr>
+        <w:t xml:space="preserve">9. Fix our table's thinking</w:t>
+      </w:r>
+    </w:p>
+    <w:p>
+      <w:pPr>
+        <w:spacing w:after="40" w:before="0"/>
+      </w:pPr>
+      <w:r>
+        <w:t xml:space="preserve">   Step 1 (The problem): You want to estimate 19 × 4 in your head. Which move makes the numbers friendlier without changing the answer much?</w:t>
+      </w:r>
+    </w:p>
+    <w:p>
+      <w:pPr>
+        <w:spacing w:after="40" w:before="0"/>
+      </w:pPr>
+      <w:r>
+        <w:t xml:space="preserve">   Step 2 (A classmate at our table answered): Add 19 + 4 first, then multiply the total by 2</w:t>
+      </w:r>
+    </w:p>
+    <w:p>
+      <w:pPr>
+        <w:spacing w:after="60" w:before="0"/>
+      </w:pPr>
+      <w:r>
+        <w:rPr>
+          <w:i/>
+          <w:iCs/>
+        </w:rPr>
+        <w:t xml:space="preserve">Which step has the mistake? Explain and fix it:</w:t>
       </w:r>
     </w:p>
     <w:p>
@@ -913,7 +986,7 @@
           <w:b/>
           <w:bCs/>
         </w:rPr>
-        <w:t xml:space="preserve">1. A. About 80</w:t>
+        <w:t xml:space="preserve">1. C. About 80</w:t>
       </w:r>
     </w:p>
     <w:p>
@@ -945,7 +1018,7 @@
           <w:b/>
           <w:bCs/>
         </w:rPr>
-        <w:t xml:space="preserve">2. A. 70 + 8.5</w:t>
+        <w:t xml:space="preserve">2. B. 70 + 8.5</w:t>
       </w:r>
     </w:p>
     <w:p>
@@ -977,7 +1050,7 @@
           <w:b/>
           <w:bCs/>
         </w:rPr>
-        <w:t xml:space="preserve">3. A. Yes — 20 is close to 19, and 20 × 4 = 80 is close to the exact 76</w:t>
+        <w:t xml:space="preserve">3. C. Yes — 20 is close to 19, and 20 × 4 = 80 is close to the exact 76</w:t>
       </w:r>
     </w:p>
     <w:p>
@@ -1009,7 +1082,7 @@
           <w:b/>
           <w:bCs/>
         </w:rPr>
-        <w:t xml:space="preserve">4. A. Round 19 to 20 — then 20 × 4 is a double of a double</w:t>
+        <w:t xml:space="preserve">4. B. Round 19 to 20 — then 20 × 4 is a double of a double</w:t>
       </w:r>
     </w:p>
     <w:p>
@@ -1053,7 +1126,7 @@
           <w:b/>
           <w:bCs/>
         </w:rPr>
-        <w:t xml:space="preserve">6. A. Ana's is fast for a quick head count; Ben's is what the operator needs to sell tickets</w:t>
+        <w:t xml:space="preserve">6. D. Ana's is fast for a quick head count; Ben's is what the operator needs to sell tickets</w:t>
       </w:r>
     </w:p>
     <w:p>
@@ -1085,7 +1158,7 @@
           <w:b/>
           <w:bCs/>
         </w:rPr>
-        <w:t xml:space="preserve">7. A. It would mean about 9 people squeezed into every car, not about 4</w:t>
+        <w:t xml:space="preserve">7. B. It would mean about 9 people squeezed into every car, not about 4</w:t>
       </w:r>
     </w:p>
     <w:p>
@@ -1118,6 +1191,34 @@
           <w:bCs/>
         </w:rPr>
         <w:t xml:space="preserve">8. Open response — answers will vary.</w:t>
+      </w:r>
+    </w:p>
+    <w:p>
+      <w:pPr>
+        <w:spacing w:after="40" w:before="0"/>
+      </w:pPr>
+      <w:r>
+        <w:rPr>
+          <w:b/>
+          <w:bCs/>
+        </w:rPr>
+        <w:t xml:space="preserve">9. Fix our table's thinking</w:t>
+      </w:r>
+    </w:p>
+    <w:p>
+      <w:pPr>
+        <w:spacing w:after="20" w:before="0"/>
+      </w:pPr>
+      <w:r>
+        <w:t xml:space="preserve">     The mistake is in Step 2.</w:t>
+      </w:r>
+    </w:p>
+    <w:p>
+      <w:pPr>
+        <w:spacing w:after="20" w:before="0"/>
+      </w:pPr>
+      <w:r>
+        <w:t xml:space="preserve">     Correct work: The correct answer is Round 19 to 20 — then 20 × 4 is a double of a double. 20 is one step from 19, and 20 × 4 is easy: double 20 to 40, double again to 80. Moving 4 up to 10 would more than double the riders in every car.</w:t>
       </w:r>
     </w:p>
     <w:sectPr>
@@ -1306,7 +1407,14 @@
 <file path=word/styles.xml><?xml version="1.0" encoding="utf-8"?>
 <w:styles xmlns:mc="http://schemas.openxmlformats.org/markup-compatibility/2006" xmlns:r="http://schemas.openxmlformats.org/officeDocument/2006/relationships" xmlns:w="http://schemas.openxmlformats.org/wordprocessingml/2006/main" xmlns:w14="http://schemas.microsoft.com/office/word/2010/wordml" xmlns:w15="http://schemas.microsoft.com/office/word/2012/wordml" mc:Ignorable="w14 w15">
   <w:docDefaults>
-    <w:rPrDefault/>
+    <w:rPrDefault>
+      <w:rPr>
+        <w:rFonts w:ascii="Arial" w:cs="Arial" w:eastAsia="Arial" w:hAnsi="Arial"/>
+        <w:sz w:val="22"/>
+        <w:szCs w:val="22"/>
+        <w:lang w:val="en-US"/>
+      </w:rPr>
+    </w:rPrDefault>
     <w:pPrDefault/>
   </w:docDefaults>
   <w:style w:type="paragraph" w:styleId="Title">
@@ -1324,10 +1432,16 @@
     <w:basedOn w:val="Normal"/>
     <w:next w:val="Normal"/>
     <w:qFormat/>
+    <w:pPr>
+      <w:keepNext/>
+    </w:pPr>
     <w:rPr>
-      <w:color w:val="2E74B5"/>
-      <w:sz w:val="32"/>
-      <w:szCs w:val="32"/>
+      <w:rFonts w:ascii="Arial" w:cs="Arial" w:eastAsia="Arial" w:hAnsi="Arial"/>
+      <w:b/>
+      <w:bCs/>
+      <w:color w:val="183E56"/>
+      <w:sz w:val="34"/>
+      <w:szCs w:val="34"/>
     </w:rPr>
   </w:style>
   <w:style w:type="paragraph" w:styleId="Heading2">
@@ -1335,8 +1449,14 @@
     <w:basedOn w:val="Normal"/>
     <w:next w:val="Normal"/>
     <w:qFormat/>
+    <w:pPr>
+      <w:keepNext/>
+    </w:pPr>
     <w:rPr>
-      <w:color w:val="2E74B5"/>
+      <w:rFonts w:ascii="Arial" w:cs="Arial" w:eastAsia="Arial" w:hAnsi="Arial"/>
+      <w:b/>
+      <w:bCs/>
+      <w:color w:val="176B70"/>
       <w:sz w:val="26"/>
       <w:szCs w:val="26"/>
     </w:rPr>

--- a/lessons/1-1-group1/homework.docx
+++ b/lessons/1-1-group1/homework.docx
@@ -959,268 +959,6 @@
         <w:t xml:space="preserve">______________________________________________________________________</w:t>
       </w:r>
     </w:p>
-    <w:p>
-      <w:r>
-        <w:br w:type="page"/>
-      </w:r>
-    </w:p>
-    <w:p>
-      <w:pPr>
-        <w:pStyle w:val="Heading1"/>
-        <w:spacing w:after="120"/>
-      </w:pPr>
-      <w:r>
-        <w:rPr>
-          <w:b/>
-          <w:bCs/>
-        </w:rPr>
-        <w:t xml:space="preserve">Answer Key (Teacher)</w:t>
-      </w:r>
-    </w:p>
-    <w:p>
-      <w:pPr>
-        <w:spacing w:after="40" w:before="0"/>
-      </w:pPr>
-      <w:r>
-        <w:rPr>
-          <w:b/>
-          <w:bCs/>
-        </w:rPr>
-        <w:t xml:space="preserve">1. C. About 80</w:t>
-      </w:r>
-    </w:p>
-    <w:p>
-      <w:pPr>
-        <w:spacing w:after="20" w:before="0"/>
-      </w:pPr>
-      <w:r>
-        <w:t xml:space="preserve">     20 cars with about 4 riders each is 20 × 4, which is about 80 people.</w:t>
-      </w:r>
-    </w:p>
-    <w:p>
-      <w:pPr>
-        <w:spacing w:after="80" w:before="0"/>
-      </w:pPr>
-      <w:r>
-        <w:rPr>
-          <w:i/>
-          <w:iCs/>
-        </w:rPr>
-        <w:t xml:space="preserve">     Watch for: Believing that 'doing math' only counts when it happens on paper in a classroom.</w:t>
-      </w:r>
-    </w:p>
-    <w:p>
-      <w:pPr>
-        <w:spacing w:after="40" w:before="0"/>
-      </w:pPr>
-      <w:r>
-        <w:rPr>
-          <w:b/>
-          <w:bCs/>
-        </w:rPr>
-        <w:t xml:space="preserve">2. B. 70 + 8.5</w:t>
-      </w:r>
-    </w:p>
-    <w:p>
-      <w:pPr>
-        <w:spacing w:after="20" w:before="0"/>
-      </w:pPr>
-      <w:r>
-        <w:t xml:space="preserve">     70 + 8.5 = 78.5. Decomposing means the parts must add back to the original number.</w:t>
-      </w:r>
-    </w:p>
-    <w:p>
-      <w:pPr>
-        <w:spacing w:after="80" w:before="0"/>
-      </w:pPr>
-      <w:r>
-        <w:rPr>
-          <w:i/>
-          <w:iCs/>
-        </w:rPr>
-        <w:t xml:space="preserve">     Watch for: Believing that 'doing math' only counts when it happens on paper in a classroom.</w:t>
-      </w:r>
-    </w:p>
-    <w:p>
-      <w:pPr>
-        <w:spacing w:after="40" w:before="0"/>
-      </w:pPr>
-      <w:r>
-        <w:rPr>
-          <w:b/>
-          <w:bCs/>
-        </w:rPr>
-        <w:t xml:space="preserve">3. C. Yes — 20 is close to 19, and 20 × 4 = 80 is close to the exact 76</w:t>
-      </w:r>
-    </w:p>
-    <w:p>
-      <w:pPr>
-        <w:spacing w:after="20" w:before="0"/>
-      </w:pPr>
-      <w:r>
-        <w:t xml:space="preserve">     19 × 4 = 76 and 20 × 4 = 80. Mia's estimate is 4 riders high — close enough to plan with, which is what an estimate is for.</w:t>
-      </w:r>
-    </w:p>
-    <w:p>
-      <w:pPr>
-        <w:spacing w:after="80" w:before="0"/>
-      </w:pPr>
-      <w:r>
-        <w:rPr>
-          <w:i/>
-          <w:iCs/>
-        </w:rPr>
-        <w:t xml:space="preserve">     Watch for: Believing that 'doing math' only counts when it happens on paper in a classroom.</w:t>
-      </w:r>
-    </w:p>
-    <w:p>
-      <w:pPr>
-        <w:spacing w:after="40" w:before="0"/>
-      </w:pPr>
-      <w:r>
-        <w:rPr>
-          <w:b/>
-          <w:bCs/>
-        </w:rPr>
-        <w:t xml:space="preserve">4. B. Round 19 to 20 — then 20 × 4 is a double of a double</w:t>
-      </w:r>
-    </w:p>
-    <w:p>
-      <w:pPr>
-        <w:spacing w:after="20" w:before="0"/>
-      </w:pPr>
-      <w:r>
-        <w:t xml:space="preserve">     20 is one step from 19, and 20 × 4 is easy: double 20 to 40, double again to 80. Moving 4 up to 10 would more than double the riders in every car.</w:t>
-      </w:r>
-    </w:p>
-    <w:p>
-      <w:pPr>
-        <w:spacing w:after="80" w:before="0"/>
-      </w:pPr>
-      <w:r>
-        <w:rPr>
-          <w:i/>
-          <w:iCs/>
-        </w:rPr>
-        <w:t xml:space="preserve">     Watch for: Believing that 'doing math' only counts when it happens on paper in a classroom.</w:t>
-      </w:r>
-    </w:p>
-    <w:p>
-      <w:pPr>
-        <w:spacing w:after="40" w:before="0"/>
-      </w:pPr>
-      <w:r>
-        <w:rPr>
-          <w:b/>
-          <w:bCs/>
-        </w:rPr>
-        <w:t xml:space="preserve">5. Open response — answers will vary.</w:t>
-      </w:r>
-    </w:p>
-    <w:p>
-      <w:pPr>
-        <w:spacing w:after="40" w:before="0"/>
-      </w:pPr>
-      <w:r>
-        <w:rPr>
-          <w:b/>
-          <w:bCs/>
-        </w:rPr>
-        <w:t xml:space="preserve">6. D. Ana's is fast for a quick head count; Ben's is what the operator needs to sell tickets</w:t>
-      </w:r>
-    </w:p>
-    <w:p>
-      <w:pPr>
-        <w:spacing w:after="20" w:before="0"/>
-      </w:pPr>
-      <w:r>
-        <w:t xml:space="preserve">     22 × 4 = 88, and 20 × 4 = 80. Both are good mathematics doing different jobs: Ana's is quick and close, Ben's is exact. Choosing between them is a decision about what the number is for.</w:t>
-      </w:r>
-    </w:p>
-    <w:p>
-      <w:pPr>
-        <w:spacing w:after="80" w:before="0"/>
-      </w:pPr>
-      <w:r>
-        <w:rPr>
-          <w:i/>
-          <w:iCs/>
-        </w:rPr>
-        <w:t xml:space="preserve">     Watch for: Believing that 'doing math' only counts when it happens on paper in a classroom.</w:t>
-      </w:r>
-    </w:p>
-    <w:p>
-      <w:pPr>
-        <w:spacing w:after="40" w:before="0"/>
-      </w:pPr>
-      <w:r>
-        <w:rPr>
-          <w:b/>
-          <w:bCs/>
-        </w:rPr>
-        <w:t xml:space="preserve">7. B. It would mean about 9 people squeezed into every car, not about 4</w:t>
-      </w:r>
-    </w:p>
-    <w:p>
-      <w:pPr>
-        <w:spacing w:after="20" w:before="0"/>
-      </w:pPr>
-      <w:r>
-        <w:t xml:space="preserve">     200 riders shared across 22 cars is about 9 per car (200 ÷ 22 ≈ 9), and the cars hold about 4. Checking an estimate against the quantity it came from is how you catch one that has drifted.</w:t>
-      </w:r>
-    </w:p>
-    <w:p>
-      <w:pPr>
-        <w:spacing w:after="80" w:before="0"/>
-      </w:pPr>
-      <w:r>
-        <w:rPr>
-          <w:i/>
-          <w:iCs/>
-        </w:rPr>
-        <w:t xml:space="preserve">     Watch for: Believing that 'doing math' only counts when it happens on paper in a classroom.</w:t>
-      </w:r>
-    </w:p>
-    <w:p>
-      <w:pPr>
-        <w:spacing w:after="40" w:before="0"/>
-      </w:pPr>
-      <w:r>
-        <w:rPr>
-          <w:b/>
-          <w:bCs/>
-        </w:rPr>
-        <w:t xml:space="preserve">8. Open response — answers will vary.</w:t>
-      </w:r>
-    </w:p>
-    <w:p>
-      <w:pPr>
-        <w:spacing w:after="40" w:before="0"/>
-      </w:pPr>
-      <w:r>
-        <w:rPr>
-          <w:b/>
-          <w:bCs/>
-        </w:rPr>
-        <w:t xml:space="preserve">9. Fix our table's thinking</w:t>
-      </w:r>
-    </w:p>
-    <w:p>
-      <w:pPr>
-        <w:spacing w:after="20" w:before="0"/>
-      </w:pPr>
-      <w:r>
-        <w:t xml:space="preserve">     The mistake is in Step 2.</w:t>
-      </w:r>
-    </w:p>
-    <w:p>
-      <w:pPr>
-        <w:spacing w:after="20" w:before="0"/>
-      </w:pPr>
-      <w:r>
-        <w:t xml:space="preserve">     Correct work: The correct answer is Round 19 to 20 — then 20 × 4 is a double of a double. 20 is one step from 19, and 20 × 4 is easy: double 20 to 40, double again to 80. Moving 4 up to 10 would more than double the riders in every car.</w:t>
-      </w:r>
-    </w:p>
     <w:sectPr>
       <w:pgSz w:w="11906" w:h="16838" w:orient="portrait"/>
       <w:pgMar w:top="720" w:right="900" w:bottom="720" w:left="900" w:header="708" w:footer="708" w:gutter="0"/>
